--- a/livrables/lecons/2026-09-06_lecon-psychopathologie_14_troubles-sommeil-interactions-psychiatriques.docx
+++ b/livrables/lecons/2026-09-06_lecon-psychopathologie_14_troubles-sommeil-interactions-psychiatriques.docx
@@ -3044,7 +3044,7 @@
                 <w:sz w:val="20"/>
                 <w:szCs w:val="20"/>
               </w:rPr>
-              <w:t xml:space="preserve">Catégorie 1 — Trouble de l'insomnie (insomnie de court terme, dite d'ajustement ou réactionnelle). Durée &lt; 3 mois, contexte déclencheur identifié, difficultés d'endormissement avec ruminations.</w:t>
+              <w:t xml:space="preserve">Catégorie 1 — Trouble de l’insomnie. Contexte déclencheur identifié (séparation), difficultés d’endormissement avec ruminations, retentissement diurne. ⚠️ Corrigé le 06/09/2026 : ce corrigé qualifiait le cas d’« insomnie de court terme, dite d’ajustement ou réactionnelle » en énonçant lui-même le critère « durée &lt; 3 mois » — alors que la vignette précise « depuis 4 MOIS ». Quatre mois dépassent le seuil que le corrigé venait de poser : le trouble a franchi la durée de la forme courte, et un déclencheur identifiable n’empêche pas une insomnie de se chroniciser. La CATÉGORIE reste juste, c’est le sous-type qui ne l’était pas. Note : le seuil exact de bascule entre forme courte et forme chronique dans l’ICSD-3 n’a PAS pu être vérifié sur une source ouverte pendant cette relecture — la page Wikipédia citée en ressources emploie un autre découpage (moins d’un mois / plus d’un mois), et l’ICSD-3 elle-même n’est pas librement accessible. Ce qui est certain sans aucune source : 4 est supérieur à 3, et le corrigé se contredisait lui-même.</w:t>
             </w:r>
           </w:p>
         </w:tc>
@@ -5595,6 +5595,99 @@
           <w:szCs w:val="22"/>
         </w:rPr>
         <w:t xml:space="preserve">Parcours Psychopathologie clinique — 14 leçons sur 20 produites. Leçons restantes : n°15 à n°20.</w:t>
+      </w:r>
+    </w:p>
+    <w:p>
+      <w:pPr>
+        <w:pBdr>
+          <w:bottom w:val="single" w:color="1B3A6B" w:sz="6"/>
+        </w:pBdr>
+        <w:spacing w:after="120" w:before="360"/>
+      </w:pPr>
+      <w:r>
+        <w:rPr>
+          <w:rFonts w:ascii="Times New Roman" w:cs="Times New Roman" w:eastAsia="Times New Roman" w:hAnsi="Times New Roman"/>
+          <w:b/>
+          <w:bCs/>
+          <w:color w:val="1B3A6B"/>
+          <w:sz w:val="30"/>
+          <w:szCs w:val="30"/>
+        </w:rPr>
+        <w:t xml:space="preserve">📝 Journal des corrections — 6 septembre 2026</w:t>
+      </w:r>
+    </w:p>
+    <w:p>
+      <w:pPr>
+        <w:spacing w:after="80"/>
+      </w:pPr>
+      <w:r>
+        <w:rPr>
+          <w:rFonts w:ascii="Times New Roman" w:cs="Times New Roman" w:eastAsia="Times New Roman" w:hAnsi="Times New Roman"/>
+          <w:b/>
+          <w:bCs/>
+          <w:i/>
+          <w:iCs/>
+          <w:color w:val="1F2937"/>
+          <w:sz w:val="22"/>
+          <w:szCs w:val="22"/>
+        </w:rPr>
+        <w:t xml:space="preserve">Leçon produite le 06/09/2026 à 19h48 par le job automatique, relue le jour même. C’est le premier passage du parcours avec les huit règles ajoutées ce jour-là. UNE correction.</w:t>
+      </w:r>
+    </w:p>
+    <w:p>
+      <w:pPr>
+        <w:spacing w:after="80"/>
+      </w:pPr>
+      <w:r>
+        <w:rPr>
+          <w:rFonts w:ascii="Times New Roman" w:cs="Times New Roman" w:eastAsia="Times New Roman" w:hAnsi="Times New Roman"/>
+          <w:color w:val="1F2937"/>
+          <w:sz w:val="22"/>
+          <w:szCs w:val="22"/>
+        </w:rPr>
+        <w:t xml:space="preserve">① Exercice 1, corrigé de la situation n°4 — le corrigé se contredisait lui-même. La vignette décrit « des difficultés à s’endormir DEPUIS 4 MOIS » ; le corrigé répondait « insomnie de court terme, dite d’ajustement ou réactionnelle. Durée &lt; 3 mois ». Quatre mois dépassent le seuil de trois que le corrigé énonce dans la même phrase. La catégorie ICSD-3 retenue — catégorie 1, trouble de l’insomnie — reste juste ; seul le sous-type était faux. Aucune source n’était nécessaire pour voir ce défaut : c’est une comparaison de deux nombres écrits à trois lignes d’intervalle. À noter, et c’est la limite honnête de cette correction : le seuil exact de bascule entre insomnie de court terme et insomnie chronique dans l’ICSD-3 n’a pas pu être vérifié sur une source librement accessible — la page Wikipédia citée en ressources emploie un découpage différent (moins d’un mois / plus d’un mois) et l’ICSD-3 n’est pas en accès libre. Le sous-type est donc retiré plutôt que remplacé.</w:t>
+      </w:r>
+    </w:p>
+    <w:p>
+      <w:pPr>
+        <w:spacing w:after="80"/>
+      </w:pPr>
+      <w:r>
+        <w:rPr>
+          <w:rFonts w:ascii="Times New Roman" w:cs="Times New Roman" w:eastAsia="Times New Roman" w:hAnsi="Times New Roman"/>
+          <w:color w:val="1F2937"/>
+          <w:sz w:val="22"/>
+          <w:szCs w:val="22"/>
+        </w:rPr>
+        <w:t xml:space="preserve">Signalé et NON corrigé, parce qu’il ne s’agit pas d’une erreur de fond. Deux corrigés renvoient au « tableau §6 » pour des données que ce tableau n’affiche pas : la comparaison de fréquence de l’hypersomnie entre schizophrénie et trouble bipolaire (exercice 2, profil F) et le « retard de phase trois fois plus fréquent dans la schizophrénie » (challenge, Q1). Les deux affirmations sont EXACTES et proviennent bien de l’étude de 2019 citée en §6 — je les ai vérifiées mot pour mot dans la source : « hypersomnia was more frequent among individuals with SCZ, and delayed sleep phase disorder was three times more common ». Mais elles figurent dans la source, pas dans le tableau de la leçon, et le renvoi à « §6 » envoie le lecteur vers un tableau qui ne les contient pas.</w:t>
+      </w:r>
+    </w:p>
+    <w:p>
+      <w:pPr>
+        <w:spacing w:after="80"/>
+      </w:pPr>
+      <w:r>
+        <w:rPr>
+          <w:rFonts w:ascii="Times New Roman" w:cs="Times New Roman" w:eastAsia="Times New Roman" w:hAnsi="Times New Roman"/>
+          <w:color w:val="1F2937"/>
+          <w:sz w:val="22"/>
+          <w:szCs w:val="22"/>
+        </w:rPr>
+        <w:t xml:space="preserve">Vérifié lors de la relecture et inchangé — cette leçon est la mieux tenue du parcours, et de loin. Les QUATRE URL répondent 200 et pointent toutes des pages précises, sans aucune adresse de rubrique générique. La citation de la recommandation HAS/SFTG sur la définition de l’insomnie est exacte MOT POUR MOT dans le PDF, que j’ai extrait et relu. Le titre et la date de cette recommandation sont exacts — « Prise en charge du patient adulte se plaignant d’insomnie en médecine générale », validée par le Collège de la HAS en décembre 2006. Les trois taux de prévalence — environ un tiers, entre 9 % et 13 %, 5,6 % — sont exacts et figurent dans cet ordre dans une seule et même phrase du PDF. La référence de l’article de PLOS Mental Health est exacte au caractère près : Hyndych A, Koval K, Dzeruzhynska N, Mader EC (2025), volume 2, numéro 12, article e0000531. Les chiffres de l’étude de 2019 — 617 personnes avec schizophrénie, 440 avec trouble bipolaire, 78 % et 69 %, échelle IDS-C — sont exacts, comme la fourchette de 23 à 78 % pour l’hypersomnie bipolaire. Les sept catégories de l’ICSD-3 sont exactes et dans le même ordre que la source. Et l’article du PMC est correctement décrit : 13 913 patients, GHU Paris Psychiatrie &amp; Neurosciences, hospitalisations du 1er janvier 2021 au 31 décembre 2023.</w:t>
+      </w:r>
+    </w:p>
+    <w:p>
+      <w:pPr>
+        <w:spacing w:after="80"/>
+      </w:pPr>
+      <w:r>
+        <w:rPr>
+          <w:rFonts w:ascii="Times New Roman" w:cs="Times New Roman" w:eastAsia="Times New Roman" w:hAnsi="Times New Roman"/>
+          <w:color w:val="1F2937"/>
+          <w:sz w:val="22"/>
+          <w:szCs w:val="22"/>
+        </w:rPr>
+        <w:t xml:space="preserve">Ce que cette relecture établit, et qui vaut plus que la correction elle-même. Sur les treize leçons précédentes, la moyenne était d’environ cinq défauts par leçon : six citations fabriquées, une dizaine de chiffres sans dénominateur, onze sources mortes ou muettes jamais déclarées, et aucune référence bibliographique complète. Ici : zéro citation fabriquée, zéro chiffre sans dénominateur, zéro source morte, et la première référence bibliographique complète du parcours — exacte. Les règles ont produit du texte visible dans la leçon, et non des cases cochées dans un journal d’exécution : chaque taux porte son dénominateur, le tableau des prévalences est précédé d’une règle de lecture disant que ses trois chiffres ne sont pas comparables entre eux, la source de rang 4 est signalée comme telle avec l’interdiction de la reprendre dans un écrit professionnel, un chiffre sur le TDAH est explicitement refusé faute de source primaire, et la recommandation de 2006 est signalée comme reposant sur l’ICSD-2 et non sur l’ICSD-3 actuelle. Le seul défaut restant est aussi le moins coûteux : une comparaison de deux nombres dans le texte produit.</w:t>
       </w:r>
     </w:p>
     <w:sectPr>

--- a/livrables/lecons/2026-09-06_lecon-psychopathologie_14_troubles-sommeil-interactions-psychiatriques.docx
+++ b/livrables/lecons/2026-09-06_lecon-psychopathologie_14_troubles-sommeil-interactions-psychiatriques.docx
@@ -5514,6 +5514,37 @@
     </w:p>
     <w:p>
       <w:pPr>
+        <w:pStyle w:val="ListParagraph"/>
+        <w:numPr>
+          <w:ilvl w:val="0"/>
+          <w:numId w:val="1"/>
+        </w:numPr>
+        <w:spacing w:after="60"/>
+      </w:pPr>
+      <w:hyperlink w:history="1" r:id="rIddsmapa20260911">
+        <w:r>
+          <w:rPr>
+            <w:rFonts w:ascii="Times New Roman" w:cs="Times New Roman" w:eastAsia="Times New Roman" w:hAnsi="Times New Roman"/>
+            <w:color w:val="1155CC"/>
+            <w:sz w:val="22"/>
+            <w:szCs w:val="22"/>
+            <w:u w:val="single"/>
+          </w:rPr>
+          <w:t xml:space="preserve">DSM-5-TR (American Psychiatric Association) — page officielle du manuel</w:t>
+        </w:r>
+      </w:hyperlink>
+      <w:r>
+        <w:rPr>
+          <w:rFonts w:ascii="Times New Roman" w:cs="Times New Roman" w:eastAsia="Times New Roman" w:hAnsi="Times New Roman"/>
+          <w:color w:val="1F2937"/>
+          <w:sz w:val="22"/>
+          <w:szCs w:val="22"/>
+        </w:rPr>
+        <w:t xml:space="preserve"> — l'éditeur du DSM, qui décrit le manuel, ses révisions et la différence entre DSM-5 et DSM-5-TR. Vérifiée le 11/09/2026 : HTTP 200, 21 859 caractères utiles, « DSM-5-TR » y figure 19 fois. AJOUTÉE LE 11/09/2026 : cette classification était nommée dans le corps de la leçon sans aucune adresse.</w:t>
+      </w:r>
+    </w:p>
+    <w:p>
+      <w:pPr>
         <w:pBdr>
           <w:bottom w:val="single" w:color="1B3A6B" w:sz="4"/>
         </w:pBdr>
@@ -5674,6 +5705,103 @@
           <w:szCs w:val="22"/>
         </w:rPr>
         <w:t xml:space="preserve">Vérifié lors de la relecture et inchangé — cette leçon est la mieux tenue du parcours, et de loin. Les QUATRE URL répondent 200 et pointent toutes des pages précises, sans aucune adresse de rubrique générique. La citation de la recommandation HAS/SFTG sur la définition de l’insomnie est exacte MOT POUR MOT dans le PDF, que j’ai extrait et relu. Le titre et la date de cette recommandation sont exacts — « Prise en charge du patient adulte se plaignant d’insomnie en médecine générale », validée par le Collège de la HAS en décembre 2006. Les trois taux de prévalence — environ un tiers, entre 9 % et 13 %, 5,6 % — sont exacts et figurent dans cet ordre dans une seule et même phrase du PDF. La référence de l’article de PLOS Mental Health est exacte au caractère près : Hyndych A, Koval K, Dzeruzhynska N, Mader EC (2025), volume 2, numéro 12, article e0000531. Les chiffres de l’étude de 2019 — 617 personnes avec schizophrénie, 440 avec trouble bipolaire, 78 % et 69 %, échelle IDS-C — sont exacts, comme la fourchette de 23 à 78 % pour l’hypersomnie bipolaire. Les sept catégories de l’ICSD-3 sont exactes et dans le même ordre que la source. Et l’article du PMC est correctement décrit : 13 913 patients, GHU Paris Psychiatrie &amp; Neurosciences, hospitalisations du 1er janvier 2021 au 31 décembre 2023.</w:t>
+      </w:r>
+    </w:p>
+    <w:p>
+      <w:pPr>
+        <w:pBdr>
+          <w:bottom w:val="single" w:color="1B3A6B" w:sz="6"/>
+        </w:pBdr>
+        <w:spacing w:after="120" w:before="360"/>
+      </w:pPr>
+      <w:r>
+        <w:rPr>
+          <w:rFonts w:ascii="Times New Roman" w:cs="Times New Roman" w:eastAsia="Times New Roman" w:hAnsi="Times New Roman"/>
+          <w:b/>
+          <w:bCs/>
+          <w:color w:val="1B3A6B"/>
+          <w:sz w:val="30"/>
+          <w:szCs w:val="30"/>
+        </w:rPr>
+        <w:t xml:space="preserve">📝 Journal des corrections — 11 septembre 2026</w:t>
+      </w:r>
+    </w:p>
+    <w:p>
+      <w:pPr>
+        <w:pStyle w:val="ListParagraph"/>
+        <w:numPr>
+          <w:ilvl w:val="0"/>
+          <w:numId w:val="1"/>
+        </w:numPr>
+        <w:spacing w:after="60"/>
+      </w:pPr>
+      <w:r>
+        <w:rPr>
+          <w:rFonts w:ascii="Times New Roman" w:cs="Times New Roman" w:eastAsia="Times New Roman" w:hAnsi="Times New Roman"/>
+          <w:b/>
+          <w:bCs/>
+          <w:color w:val="1F2937"/>
+          <w:sz w:val="22"/>
+          <w:szCs w:val="22"/>
+        </w:rPr>
+        <w:t xml:space="preserve">Relue le 11/09/2026 par le test d'attribution des pages, passé sur les 135 leçons du dépôt. UNE correction.</w:t>
+      </w:r>
+    </w:p>
+    <w:p>
+      <w:pPr>
+        <w:pStyle w:val="ListParagraph"/>
+        <w:numPr>
+          <w:ilvl w:val="0"/>
+          <w:numId w:val="1"/>
+        </w:numPr>
+        <w:spacing w:after="60"/>
+      </w:pPr>
+      <w:r>
+        <w:rPr>
+          <w:rFonts w:ascii="Times New Roman" w:cs="Times New Roman" w:eastAsia="Times New Roman" w:hAnsi="Times New Roman"/>
+          <w:color w:val="1F2937"/>
+          <w:sz w:val="22"/>
+          <w:szCs w:val="22"/>
+        </w:rPr>
+        <w:t xml:space="preserve">① Une nosographie était nommée sans adresse. Cette leçon invoque DSM-5 / DSM-5-TR dans son corps sans qu'aucune adresse ne figure dans ses ressources. Ce sont pourtant les instruments qui fondent ses catégories : un lecteur voulant savoir laquelle des deux classifications dit quoi — et elles divergent, notamment sur les troubles de la personnalité — devait la chercher lui-même. Le défaut est répandu dans le parcours : HUIT leçons sur quinze nommaient au moins une nosographie sans adresse — DSM-5-TR dans cinq, CIM-11 dans trois, CIM-10 dans deux, DSM-5 dans deux.</w:t>
+      </w:r>
+    </w:p>
+    <w:p>
+      <w:pPr>
+        <w:pStyle w:val="ListParagraph"/>
+        <w:numPr>
+          <w:ilvl w:val="0"/>
+          <w:numId w:val="1"/>
+        </w:numPr>
+        <w:spacing w:after="60"/>
+      </w:pPr>
+      <w:r>
+        <w:rPr>
+          <w:rFonts w:ascii="Times New Roman" w:cs="Times New Roman" w:eastAsia="Times New Roman" w:hAnsi="Times New Roman"/>
+          <w:color w:val="1F2937"/>
+          <w:sz w:val="22"/>
+          <w:szCs w:val="22"/>
+        </w:rPr>
+        <w:t xml:space="preserve">À ne pas confondre avec les quatre leçons — 02, 05, 09 et 11 — qui nommaient déjà leur classification dans le LIBELLÉ d'une ressource, à côté du lien : celles-là n'avaient aucun défaut et n'ont pas été touchées. Une première version de ce contrôle les avait signalées à tort, parce qu'elle ne cherchait le nom de la nosographie que dans l'URL — or ni icd.who.int/fr ni l'adresse de l'APA ne contiennent la chaîne cherchée. Le contrôle regarde désormais tout le texte de la section Ressources.</w:t>
+      </w:r>
+    </w:p>
+    <w:p>
+      <w:pPr>
+        <w:pStyle w:val="ListParagraph"/>
+        <w:numPr>
+          <w:ilvl w:val="0"/>
+          <w:numId w:val="1"/>
+        </w:numPr>
+        <w:spacing w:after="60"/>
+      </w:pPr>
+      <w:r>
+        <w:rPr>
+          <w:rFonts w:ascii="Times New Roman" w:cs="Times New Roman" w:eastAsia="Times New Roman" w:hAnsi="Times New Roman"/>
+          <w:color w:val="1F2937"/>
+          <w:sz w:val="22"/>
+          <w:szCs w:val="22"/>
+        </w:rPr>
+        <w:t xml:space="preserve">Ce qui a été fait. Les adresses officielles sont ajoutées, testées le 11/09/2026 : icd.who.int/fr pour la CIM-11, icd.who.int/browse10/2019/en pour la CIM-10 (3 612 caractères utiles), psychiatry.org/psychiatrists/practice/dsm pour le DSM (21 859 caractères, où « DSM-5-TR » figure dix-neuf fois). Une réserve écrite plutôt que tue : le navigateur de la CIM-11 est une application rendue côté client, qui ne sert que 808 caractères au téléchargement direct — elle donne accès à la classification, elle ne se cite pas comme une page de contenu.</w:t>
       </w:r>
     </w:p>
     <w:p>

--- a/livrables/lecons/2026-09-06_lecon-psychopathologie_14_troubles-sommeil-interactions-psychiatriques.docx
+++ b/livrables/lecons/2026-09-06_lecon-psychopathologie_14_troubles-sommeil-interactions-psychiatriques.docx
@@ -296,7 +296,7 @@
           <w:sz w:val="22"/>
           <w:szCs w:val="22"/>
         </w:rPr>
-        <w:t xml:space="preserve">Source : HAS/SFTG, Recommandations pour la pratique clinique — Prise en charge du patient adulte se plaignant d'insomnie en médecine générale, décembre 2006 (citation mot pour mot du PDF, lu pendant cette exécution).</w:t>
+        <w:t xml:space="preserve">Source : HAS/SFTG, Recommandations pour la pratique clinique — Prise en charge du patient adulte se plaignant d'insomnie en médecine générale, décembre 2006 — has-sante.fr/upload/docs/application/pdf/rpc_sftg_insomnie_-_recommandations.pdf (citation mot pour mot du PDF, lu pendant cette exécution ; adresse rappelée dans la phrase le 12/09/2026, elle figurait déjà dans les ressources).</w:t>
       </w:r>
     </w:p>
     <w:p>
@@ -1185,7 +1185,7 @@
           <w:sz w:val="22"/>
           <w:szCs w:val="22"/>
         </w:rPr>
-        <w:t xml:space="preserve">Source : Hyndych A, Koval K, Dzeruzhynska N, Mader EC (2025). Sleep and psychiatric disorders: Bidirectional interactions and shared neurobiological mechanisms. PLOS Mental Health, 2(12): e0000531. (Abstract lu en open access pendant cette exécution.)</w:t>
+        <w:t xml:space="preserve">Source : Hyndych A, Koval K, Dzeruzhynska N, Mader EC (2025). Sleep and psychiatric disorders: Bidirectional interactions and shared neurobiological mechanisms. PLOS Mental Health, 2(12): e0000531 — doi 10.1371/journal.pmen.0000531, journals.plos.org/mentalhealth/article?id=10.1371/journal.pmen.0000531 (abstract lu en open access pendant cette exécution ; adresse rappelée dans la phrase le 12/09/2026, elle figurait déjà dans les ressources).</w:t>
       </w:r>
     </w:p>
     <w:p>
@@ -5802,6 +5802,65 @@
           <w:szCs w:val="22"/>
         </w:rPr>
         <w:t xml:space="preserve">Ce qui a été fait. Les adresses officielles sont ajoutées, testées le 11/09/2026 : icd.who.int/fr pour la CIM-11, icd.who.int/browse10/2019/en pour la CIM-10 (3 612 caractères utiles), psychiatry.org/psychiatrists/practice/dsm pour le DSM (21 859 caractères, où « DSM-5-TR » figure dix-neuf fois). Une réserve écrite plutôt que tue : le navigateur de la CIM-11 est une application rendue côté client, qui ne sert que 808 caractères au téléchargement direct — elle donne accès à la classification, elle ne se cite pas comme une page de contenu.</w:t>
+      </w:r>
+    </w:p>
+    <w:p>
+      <w:pPr>
+        <w:pBdr>
+          <w:bottom w:val="single" w:color="1B3A6B" w:sz="6"/>
+        </w:pBdr>
+        <w:spacing w:after="120" w:before="360"/>
+      </w:pPr>
+      <w:r>
+        <w:rPr>
+          <w:rFonts w:ascii="Times New Roman" w:cs="Times New Roman" w:eastAsia="Times New Roman" w:hAnsi="Times New Roman"/>
+          <w:b/>
+          <w:bCs/>
+          <w:color w:val="1B3A6B"/>
+          <w:sz w:val="30"/>
+          <w:szCs w:val="30"/>
+        </w:rPr>
+        <w:t xml:space="preserve">📝 Journal des corrections — 12 septembre 2026</w:t>
+      </w:r>
+    </w:p>
+    <w:p>
+      <w:pPr>
+        <w:pStyle w:val="ListParagraph"/>
+        <w:numPr>
+          <w:ilvl w:val="0"/>
+          <w:numId w:val="1"/>
+        </w:numPr>
+        <w:spacing w:after="60"/>
+      </w:pPr>
+      <w:r>
+        <w:rPr>
+          <w:rFonts w:ascii="Times New Roman" w:cs="Times New Roman" w:eastAsia="Times New Roman" w:hAnsi="Times New Roman"/>
+          <w:b/>
+          <w:bCs/>
+          <w:color w:val="1F2937"/>
+          <w:sz w:val="22"/>
+          <w:szCs w:val="22"/>
+        </w:rPr>
+        <w:t xml:space="preserve">Relue le 12/09/2026 par la passe A4 du contrôle d'attribution. DEUX précisions, aucun défaut de fond.</w:t>
+      </w:r>
+    </w:p>
+    <w:p>
+      <w:pPr>
+        <w:pStyle w:val="ListParagraph"/>
+        <w:numPr>
+          <w:ilvl w:val="0"/>
+          <w:numId w:val="1"/>
+        </w:numPr>
+        <w:spacing w:after="60"/>
+      </w:pPr>
+      <w:r>
+        <w:rPr>
+          <w:rFonts w:ascii="Times New Roman" w:cs="Times New Roman" w:eastAsia="Times New Roman" w:hAnsi="Times New Roman"/>
+          <w:color w:val="1F2937"/>
+          <w:sz w:val="22"/>
+          <w:szCs w:val="22"/>
+        </w:rPr>
+        <w:t xml:space="preserve">① ② Les deux lignes « Source : » de la leçon — les recommandations HAS/SFTG de 2006 et l'article de PLOS Mental Health de 2025 — nommaient leurs documents avec leurs références complètes, sans porter d'adresse dans la phrase. Les deux adresses figuraient dans les ressources ; elles sont désormais aussi dans les phrases, et l'article porte son DOI. La référence PLOS est cohérente d'un bout à l'autre : le DOI 10.1371/journal.pmen.0000531 est celui de l'URL citée.</w:t>
       </w:r>
     </w:p>
     <w:p>
